--- a/docs/Huong-dan-su-dung-Quan-sinh.docx
+++ b/docs/Huong-dan-su-dung-Quan-sinh.docx
@@ -230,6 +230,41 @@
           <w:p>
             <w:r/>
             <w:r>
+              <w:t>Tạo lịch cố định cho học sinh</w:t>
+            </w:r>
+          </w:p>
+        </w:tc>
+        <w:tc>
+          <w:tcPr>
+            <w:tcW w:type="dxa" w:w="1584"/>
+          </w:tcPr>
+          <w:p>
+            <w:r/>
+            <w:r>
+              <w:t>Có</w:t>
+            </w:r>
+          </w:p>
+        </w:tc>
+        <w:tc>
+          <w:tcPr>
+            <w:tcW w:type="dxa" w:w="3312"/>
+          </w:tcPr>
+          <w:p>
+            <w:r/>
+            <w:r>
+              <w:t>Không cần Admin duyệt</w:t>
+            </w:r>
+          </w:p>
+        </w:tc>
+      </w:tr>
+      <w:tr>
+        <w:tc>
+          <w:tcPr>
+            <w:tcW w:type="dxa" w:w="4320"/>
+          </w:tcPr>
+          <w:p>
+            <w:r/>
+            <w:r>
               <w:t>Xem Dashboard thống kê</w:t>
             </w:r>
           </w:p>
@@ -340,7 +375,7 @@
           <w:p>
             <w:r/>
             <w:r>
-              <w:t>Không</w:t>
+              <w:t>Có</w:t>
             </w:r>
           </w:p>
         </w:tc>
@@ -351,7 +386,7 @@
           <w:p>
             <w:r/>
             <w:r>
-              <w:t>Chỉ Admin</w:t>
+              <w:t>Bấm vào ô trống trên lịch</w:t>
             </w:r>
           </w:p>
         </w:tc>
@@ -399,7 +434,42 @@
           <w:p>
             <w:r/>
             <w:r>
-              <w:t>Duyệt yêu cầu huỷ / đổi lịch</w:t>
+              <w:t>Duyệt yêu cầu huỷ lịch</w:t>
+            </w:r>
+          </w:p>
+        </w:tc>
+        <w:tc>
+          <w:tcPr>
+            <w:tcW w:type="dxa" w:w="1584"/>
+          </w:tcPr>
+          <w:p>
+            <w:r/>
+            <w:r>
+              <w:t>Không</w:t>
+            </w:r>
+          </w:p>
+        </w:tc>
+        <w:tc>
+          <w:tcPr>
+            <w:tcW w:type="dxa" w:w="3312"/>
+          </w:tcPr>
+          <w:p>
+            <w:r/>
+            <w:r>
+              <w:t>Chỉ Admin</w:t>
+            </w:r>
+          </w:p>
+        </w:tc>
+      </w:tr>
+      <w:tr>
+        <w:tc>
+          <w:tcPr>
+            <w:tcW w:type="dxa" w:w="4320"/>
+          </w:tcPr>
+          <w:p>
+            <w:r/>
+            <w:r>
+              <w:t>Duyệt lịch cố định</w:t>
             </w:r>
           </w:p>
         </w:tc>
@@ -852,7 +922,7 @@
           <w:p>
             <w:r/>
             <w:r>
-              <w:t>Lịch lặp lại hằng tuần, tự sinh mỗi tuần</w:t>
+              <w:t>Lặp lại hằng tuần, đã được Admin duyệt</w:t>
             </w:r>
           </w:p>
         </w:tc>
@@ -916,6 +986,26 @@
           <w:color w:val="606060"/>
           <w:sz w:val="20"/>
         </w:rPr>
+        <w:t>Khi học sinh tự xin lịch cố định, yêu cầu đó chờ Admin duyệt và chỉ Admin nhìn thấy trạng thái chờ. Quản sinh tạo lịch cố định thì áp dụng ngay, không cần duyệt.</w:t>
+      </w:r>
+    </w:p>
+    <w:p>
+      <w:r>
+        <w:rPr>
+          <w:i/>
+          <w:color w:val="606060"/>
+          <w:sz w:val="20"/>
+        </w:rPr>
+        <w:t>Ô kẻ sọc chéo là khung giờ đã bị khoá — không có phòng, không ai đăng ký vào được.</w:t>
+      </w:r>
+    </w:p>
+    <w:p>
+      <w:r>
+        <w:rPr>
+          <w:i/>
+          <w:color w:val="606060"/>
+          <w:sz w:val="20"/>
+        </w:rPr>
         <w:t>Học sinh xem trang ngoài không nhìn thấy thẻ đỏ — với các em chỗ đó chỉ đơn giản là còn trống.</w:t>
       </w:r>
     </w:p>
@@ -929,7 +1019,81 @@
           <w:color w:val="1E3A8A"/>
           <w:sz w:val="28"/>
         </w:rPr>
-        <w:t>5. Dashboard thống kê</w:t>
+        <w:t>5. Đặt lịch hộ học sinh</w:t>
+      </w:r>
+    </w:p>
+    <w:p>
+      <w:r>
+        <w:rPr>
+          <w:i w:val="0"/>
+          <w:sz w:val="22"/>
+        </w:rPr>
+        <w:t>Quản sinh đặt hộ được cho học sinh trong lớp:</w:t>
+      </w:r>
+    </w:p>
+    <w:p>
+      <w:pPr>
+        <w:pStyle w:val="ListNumber"/>
+      </w:pPr>
+      <w:r>
+        <w:t>Mở lịch, chọn đúng cơ sở và ngày</w:t>
+      </w:r>
+    </w:p>
+    <w:p>
+      <w:pPr>
+        <w:pStyle w:val="ListNumber"/>
+      </w:pPr>
+      <w:r>
+        <w:t>Bấm vào một ô trống ở chỗ ngồi muốn đặt</w:t>
+      </w:r>
+    </w:p>
+    <w:p>
+      <w:pPr>
+        <w:pStyle w:val="ListNumber"/>
+      </w:pPr>
+      <w:r>
+        <w:t>Gõ tên học sinh — hệ thống gợi ý từ danh sách, chọn đúng bạn là tự điền lớp và số điện thoại</w:t>
+      </w:r>
+    </w:p>
+    <w:p>
+      <w:pPr>
+        <w:pStyle w:val="ListNumber"/>
+      </w:pPr>
+      <w:r>
+        <w:t>Bấm Đăng ký, hoặc nhấn Enter</w:t>
+      </w:r>
+    </w:p>
+    <w:p>
+      <w:r>
+        <w:rPr>
+          <w:i/>
+          <w:color w:val="606060"/>
+          <w:sz w:val="20"/>
+        </w:rPr>
+        <w:t>Gõ không dấu cũng ra: "nguyen van a" tìm được "Nguyễn Văn A".</w:t>
+      </w:r>
+    </w:p>
+    <w:p>
+      <w:r>
+        <w:rPr>
+          <w:i/>
+          <w:color w:val="606060"/>
+          <w:sz w:val="20"/>
+        </w:rPr>
+        <w:t>Quản sinh không huỷ lịch được. Học sinh cần huỷ thì gửi yêu cầu trên trang ngoài, hoặc báo Admin.</w:t>
+      </w:r>
+    </w:p>
+    <w:p>
+      <w:pPr>
+        <w:spacing w:before="280" w:after="80"/>
+      </w:pPr>
+      <w:r>
+        <w:rPr>
+          <w:b/>
+          <w:color w:val="1E3A8A"/>
+          <w:sz w:val="28"/>
+        </w:rPr>
+        <w:t>6. Dashboard thống kê</w:t>
       </w:r>
     </w:p>
     <w:p>
@@ -951,7 +1115,7 @@
           <w:color w:val="1E3A8A"/>
           <w:sz w:val="28"/>
         </w:rPr>
-        <w:t>6. Thông báo</w:t>
+        <w:t>7. Thông báo</w:t>
       </w:r>
     </w:p>
     <w:p>
@@ -960,7 +1124,7 @@
           <w:i w:val="0"/>
           <w:sz w:val="22"/>
         </w:rPr>
-        <w:t>Biểu tượng chuông trên thanh trên cùng báo các sự kiện mới: có đăng ký mới, có lịch bị huỷ, có tin nhắn từ học sinh, và bản tổng hợp cả tuần gửi vào 22h tối Chủ nhật.</w:t>
+        <w:t>Biểu tượng chuông trên thanh trên cùng báo các sự kiện mới: có đăng ký mới, có lịch cố định chờ duyệt, có lịch bị huỷ, có tin nhắn từ học sinh, và bản tổng hợp cả tuần gửi vào 22h tối Chủ nhật.</w:t>
       </w:r>
     </w:p>
     <w:p>
@@ -968,7 +1132,7 @@
         <w:pStyle w:val="ListBullet"/>
       </w:pPr>
       <w:r>
-        <w:t>Bấm vào một thông báo để đánh dấu đã đọc — số trên chuông giảm đi 1.</w:t>
+        <w:t>Bấm vào một thông báo để mở đúng ngày và đúng cơ sở của lịch đó.</w:t>
       </w:r>
     </w:p>
     <w:p>
@@ -976,7 +1140,23 @@
         <w:pStyle w:val="ListBullet"/>
       </w:pPr>
       <w:r>
-        <w:t>Bấm dấu × để xoá hẳn một thông báo.</w:t>
+        <w:t>Bấm dấu × để xoá một thông báo, hoặc Xoá tất cả ở góc trên.</w:t>
+      </w:r>
+    </w:p>
+    <w:p>
+      <w:pPr>
+        <w:pStyle w:val="ListBullet"/>
+      </w:pPr>
+      <w:r>
+        <w:t>Bật "Thông báo đẩy trên thiết bị này" để nhận cả khi không mở web.</w:t>
+      </w:r>
+    </w:p>
+    <w:p>
+      <w:pPr>
+        <w:pStyle w:val="ListBullet"/>
+      </w:pPr>
+      <w:r>
+        <w:t>Thông báo ghi rõ tên, lớp, ngày giờ, cơ sở và chỗ ngồi.</w:t>
       </w:r>
     </w:p>
     <w:p>
@@ -989,7 +1169,7 @@
           <w:color w:val="1E3A8A"/>
           <w:sz w:val="28"/>
         </w:rPr>
-        <w:t>7. Những việc cần chuyển cho Admin</w:t>
+        <w:t>8. Những việc cần chuyển cho Admin</w:t>
       </w:r>
     </w:p>
     <w:p>
@@ -1006,7 +1186,7 @@
         <w:pStyle w:val="ListBullet"/>
       </w:pPr>
       <w:r>
-        <w:t>Đặt lịch hộ học sinh, hoặc huỷ lịch của học sinh</w:t>
+        <w:t>Huỷ lịch của học sinh</w:t>
       </w:r>
     </w:p>
     <w:p>
@@ -1014,7 +1194,15 @@
         <w:pStyle w:val="ListBullet"/>
       </w:pPr>
       <w:r>
-        <w:t>Duyệt yêu cầu huỷ / đổi lịch do học sinh gửi lên</w:t>
+        <w:t>Duyệt yêu cầu huỷ lịch do học sinh gửi lên</w:t>
+      </w:r>
+    </w:p>
+    <w:p>
+      <w:pPr>
+        <w:pStyle w:val="ListBullet"/>
+      </w:pPr>
+      <w:r>
+        <w:t>Duyệt lịch cố định học sinh xin</w:t>
       </w:r>
     </w:p>
     <w:p>
@@ -1051,7 +1239,7 @@
           <w:color w:val="1E3A8A"/>
           <w:sz w:val="28"/>
         </w:rPr>
-        <w:t>8. Câu hỏi thường gặp</w:t>
+        <w:t>9. Câu hỏi thường gặp</w:t>
       </w:r>
     </w:p>
     <w:p>
@@ -1081,7 +1269,7 @@
           <w:i w:val="0"/>
           <w:sz w:val="22"/>
         </w:rPr>
-        <w:t>Vì sao bấm vào thẻ lịch không mở được gì?</w:t>
+        <w:t>Vì sao bấm vào một thẻ lịch đã có người thì không làm được gì?</w:t>
       </w:r>
     </w:p>
     <w:p>
@@ -1090,7 +1278,27 @@
           <w:i w:val="0"/>
           <w:sz w:val="20"/>
         </w:rPr>
-        <w:t>Quản sinh chỉ xem, không đặt hoặc huỷ lịch. Đây là đúng thiết kế.</w:t>
+        <w:t>Quản sinh đặt hộ được nhưng không huỷ được. Bấm vào ô trống thì đặt lịch bình thường.</w:t>
+      </w:r>
+    </w:p>
+    <w:p/>
+    <w:p>
+      <w:r>
+        <w:rPr>
+          <w:b/>
+          <w:i w:val="0"/>
+          <w:sz w:val="22"/>
+        </w:rPr>
+        <w:t>Học sinh nhờ huỷ lịch thì làm thế nào?</w:t>
+      </w:r>
+    </w:p>
+    <w:p>
+      <w:r>
+        <w:rPr>
+          <w:i w:val="0"/>
+          <w:sz w:val="20"/>
+        </w:rPr>
+        <w:t>Học sinh gửi yêu cầu huỷ trên trang ngoài, Admin duyệt. Quản sinh không huỷ trực tiếp được.</w:t>
       </w:r>
     </w:p>
     <w:p/>

--- a/docs/Huong-dan-su-dung-Quan-sinh.docx
+++ b/docs/Huong-dan-su-dung-Quan-sinh.docx
@@ -252,7 +252,7 @@
           <w:p>
             <w:r/>
             <w:r>
-              <w:t>Không cần Admin duyệt</w:t>
+              <w:t>Áp dụng ngay</w:t>
             </w:r>
           </w:p>
         </w:tc>
@@ -435,41 +435,6 @@
             <w:r/>
             <w:r>
               <w:t>Duyệt yêu cầu huỷ lịch</w:t>
-            </w:r>
-          </w:p>
-        </w:tc>
-        <w:tc>
-          <w:tcPr>
-            <w:tcW w:type="dxa" w:w="1584"/>
-          </w:tcPr>
-          <w:p>
-            <w:r/>
-            <w:r>
-              <w:t>Không</w:t>
-            </w:r>
-          </w:p>
-        </w:tc>
-        <w:tc>
-          <w:tcPr>
-            <w:tcW w:type="dxa" w:w="3312"/>
-          </w:tcPr>
-          <w:p>
-            <w:r/>
-            <w:r>
-              <w:t>Chỉ Admin</w:t>
-            </w:r>
-          </w:p>
-        </w:tc>
-      </w:tr>
-      <w:tr>
-        <w:tc>
-          <w:tcPr>
-            <w:tcW w:type="dxa" w:w="4320"/>
-          </w:tcPr>
-          <w:p>
-            <w:r/>
-            <w:r>
-              <w:t>Duyệt lịch cố định</w:t>
             </w:r>
           </w:p>
         </w:tc>
@@ -922,7 +887,7 @@
           <w:p>
             <w:r/>
             <w:r>
-              <w:t>Lặp lại hằng tuần, đã được Admin duyệt</w:t>
+              <w:t>Lặp lại hằng tuần, áp dụng ngay khi đăng ký</w:t>
             </w:r>
           </w:p>
         </w:tc>
@@ -986,7 +951,7 @@
           <w:color w:val="606060"/>
           <w:sz w:val="20"/>
         </w:rPr>
-        <w:t>Khi học sinh tự xin lịch cố định, yêu cầu đó chờ Admin duyệt và chỉ Admin nhìn thấy trạng thái chờ. Quản sinh tạo lịch cố định thì áp dụng ngay, không cần duyệt.</w:t>
+        <w:t>Lịch cố định có hiệu lực ngay khi đăng ký, không cần ai duyệt. Chỉ việc HUỶ lịch mới cần Admin duyệt.</w:t>
       </w:r>
     </w:p>
     <w:p>
@@ -1124,7 +1089,7 @@
           <w:i w:val="0"/>
           <w:sz w:val="22"/>
         </w:rPr>
-        <w:t>Biểu tượng chuông trên thanh trên cùng báo các sự kiện mới: có đăng ký mới, có lịch cố định chờ duyệt, có lịch bị huỷ, có tin nhắn từ học sinh, và bản tổng hợp cả tuần gửi vào 22h tối Chủ nhật.</w:t>
+        <w:t>Biểu tượng chuông trên thanh trên cùng báo các sự kiện mới: có đăng ký mới, có yêu cầu huỷ lịch, có tin nhắn từ học sinh, và bản tổng hợp cả tuần gửi vào 22h tối Chủ nhật.</w:t>
       </w:r>
     </w:p>
     <w:p>
@@ -1195,14 +1160,6 @@
       </w:pPr>
       <w:r>
         <w:t>Duyệt yêu cầu huỷ lịch do học sinh gửi lên</w:t>
-      </w:r>
-    </w:p>
-    <w:p>
-      <w:pPr>
-        <w:pStyle w:val="ListBullet"/>
-      </w:pPr>
-      <w:r>
-        <w:t>Duyệt lịch cố định học sinh xin</w:t>
       </w:r>
     </w:p>
     <w:p>

--- a/docs/Huong-dan-su-dung-Quan-sinh.docx
+++ b/docs/Huong-dan-su-dung-Quan-sinh.docx
@@ -217,7 +217,7 @@
           <w:p>
             <w:r/>
             <w:r>
-              <w:t>Thẻ màu đỏ, không cần ai báo</w:t>
+              <w:t>Thẻ màu xám, không cần ai báo</w:t>
             </w:r>
           </w:p>
         </w:tc>
@@ -410,7 +410,7 @@
           <w:p>
             <w:r/>
             <w:r>
-              <w:t>Không</w:t>
+              <w:t>Có</w:t>
             </w:r>
           </w:p>
         </w:tc>
@@ -421,7 +421,7 @@
           <w:p>
             <w:r/>
             <w:r>
-              <w:t>Chỉ Admin</w:t>
+              <w:t>Huỷ thẳng, không cần duyệt</w:t>
             </w:r>
           </w:p>
         </w:tc>
@@ -896,7 +896,7 @@
         <w:tc>
           <w:tcPr>
             <w:tcW w:type="dxa" w:w="1440"/>
-            <w:shd w:val="clear" w:fill="FCE4E4"/>
+            <w:shd w:val="clear" w:fill="FBF3E4"/>
           </w:tcPr>
           <w:p>
             <w:r/>
@@ -904,9 +904,50 @@
             <w:r>
               <w:rPr>
                 <w:b/>
-                <w:color w:val="D90513"/>
+                <w:color w:val="8F5B0D"/>
               </w:rPr>
-              <w:t xml:space="preserve"> Đỏ</w:t>
+              <w:t xml:space="preserve"> Vàng nhạt</w:t>
+            </w:r>
+          </w:p>
+        </w:tc>
+        <w:tc>
+          <w:tcPr>
+            <w:tcW w:type="dxa" w:w="2736"/>
+          </w:tcPr>
+          <w:p>
+            <w:r/>
+            <w:r>
+              <w:t>Lịch cố định — còn trống</w:t>
+            </w:r>
+          </w:p>
+        </w:tc>
+        <w:tc>
+          <w:tcPr>
+            <w:tcW w:type="dxa" w:w="5040"/>
+          </w:tcPr>
+          <w:p>
+            <w:r/>
+            <w:r>
+              <w:t>Chỗ cố định đã có người trả lại, đang chờ bạn khác (viền nét đứt)</w:t>
+            </w:r>
+          </w:p>
+        </w:tc>
+      </w:tr>
+      <w:tr>
+        <w:tc>
+          <w:tcPr>
+            <w:tcW w:type="dxa" w:w="1440"/>
+            <w:shd w:val="clear" w:fill="EFEFEF"/>
+          </w:tcPr>
+          <w:p>
+            <w:r/>
+            <w:r/>
+            <w:r>
+              <w:rPr>
+                <w:b/>
+                <w:color w:val="606060"/>
+              </w:rPr>
+              <w:t xml:space="preserve"> Xám</w:t>
             </w:r>
           </w:p>
         </w:tc>
@@ -951,7 +992,16 @@
           <w:color w:val="606060"/>
           <w:sz w:val="20"/>
         </w:rPr>
-        <w:t>Lịch cố định có hiệu lực ngay khi đăng ký, không cần ai duyệt. Chỉ việc HUỶ lịch mới cần Admin duyệt.</w:t>
+        <w:t>Lịch cố định có hiệu lực ngay khi đăng ký, không cần ai duyệt. Học sinh muốn huỷ thì phải gửi yêu cầu cho Admin duyệt; Quản sinh và Admin huỷ thẳng được.</w:t>
+      </w:r>
+    </w:p>
+    <w:p>
+      <w:r>
+        <w:rPr>
+          <w:i w:val="0"/>
+          <w:sz w:val="22"/>
+        </w:rPr>
+        <w:t>Khi một lịch cố định được duyệt cho huỷ, chỗ đó KHÔNG biến mất mà giữ lại dạng viền nét đứt, không hiện tên. Bạn nào đăng ký đúng chỗ và khung giờ đó sẽ nhận luôn lịch cố định hằng tuần.</w:t>
       </w:r>
     </w:p>
     <w:p>
@@ -1058,7 +1108,55 @@
           <w:color w:val="1E3A8A"/>
           <w:sz w:val="28"/>
         </w:rPr>
-        <w:t>6. Dashboard thống kê</w:t>
+        <w:t>6. Xem chi tiết một lịch</w:t>
+      </w:r>
+    </w:p>
+    <w:p>
+      <w:r>
+        <w:rPr>
+          <w:i w:val="0"/>
+          <w:sz w:val="22"/>
+        </w:rPr>
+        <w:t>Bấm vào thẻ lịch bất kỳ để xem chi tiết: họ tên, lớp, số điện thoại, cơ sở, chỗ ngồi, ngày giờ và loại lịch.</w:t>
+      </w:r>
+    </w:p>
+    <w:p>
+      <w:pPr>
+        <w:pStyle w:val="ListBullet"/>
+      </w:pPr>
+      <w:r>
+        <w:t>Quản sinh và Admin đều xem được đầy đủ, kể cả số điện thoại.</w:t>
+      </w:r>
+    </w:p>
+    <w:p>
+      <w:pPr>
+        <w:pStyle w:val="ListBullet"/>
+      </w:pPr>
+      <w:r>
+        <w:t>Trong hộp thoại có nút Huỷ đăng ký — huỷ thẳng, không cần ai duyệt.</w:t>
+      </w:r>
+    </w:p>
+    <w:p>
+      <w:r>
+        <w:rPr>
+          <w:i/>
+          <w:color w:val="606060"/>
+          <w:sz w:val="20"/>
+        </w:rPr>
+        <w:t>Học sinh xem trên trang ngoài chỉ thấy số điện thoại của lịch do chính máy họ đặt. Lịch của bạn khác thì họ chỉ xem được và có cảnh báo rõ, không huỷ được.</w:t>
+      </w:r>
+    </w:p>
+    <w:p>
+      <w:pPr>
+        <w:spacing w:before="280" w:after="80"/>
+      </w:pPr>
+      <w:r>
+        <w:rPr>
+          <w:b/>
+          <w:color w:val="1E3A8A"/>
+          <w:sz w:val="28"/>
+        </w:rPr>
+        <w:t>7. Dashboard thống kê</w:t>
       </w:r>
     </w:p>
     <w:p>
@@ -1080,7 +1178,7 @@
           <w:color w:val="1E3A8A"/>
           <w:sz w:val="28"/>
         </w:rPr>
-        <w:t>7. Thông báo</w:t>
+        <w:t>8. Thông báo</w:t>
       </w:r>
     </w:p>
     <w:p>
@@ -1134,7 +1232,7 @@
           <w:color w:val="1E3A8A"/>
           <w:sz w:val="28"/>
         </w:rPr>
-        <w:t>8. Những việc cần chuyển cho Admin</w:t>
+        <w:t>9. Những việc cần chuyển cho Admin</w:t>
       </w:r>
     </w:p>
     <w:p>
@@ -1144,14 +1242,6 @@
           <w:sz w:val="22"/>
         </w:rPr>
         <w:t>Quản sinh không thao tác được các việc sau. Khi cần, hãy báo Admin:</w:t>
-      </w:r>
-    </w:p>
-    <w:p>
-      <w:pPr>
-        <w:pStyle w:val="ListBullet"/>
-      </w:pPr>
-      <w:r>
-        <w:t>Huỷ lịch của học sinh</w:t>
       </w:r>
     </w:p>
     <w:p>
@@ -1196,7 +1286,7 @@
           <w:color w:val="1E3A8A"/>
           <w:sz w:val="28"/>
         </w:rPr>
-        <w:t>9. Câu hỏi thường gặp</w:t>
+        <w:t>10. Câu hỏi thường gặp</w:t>
       </w:r>
     </w:p>
     <w:p>
@@ -1226,7 +1316,7 @@
           <w:i w:val="0"/>
           <w:sz w:val="22"/>
         </w:rPr>
-        <w:t>Vì sao bấm vào một thẻ lịch đã có người thì không làm được gì?</w:t>
+        <w:t>Thẻ viền nét đứt, không có tên là gì?</w:t>
       </w:r>
     </w:p>
     <w:p>
@@ -1235,7 +1325,7 @@
           <w:i w:val="0"/>
           <w:sz w:val="20"/>
         </w:rPr>
-        <w:t>Quản sinh đặt hộ được nhưng không huỷ được. Bấm vào ô trống thì đặt lịch bình thường.</w:t>
+        <w:t>Là chỗ cố định vừa có người trả lại. Ai đăng ký vào đó sẽ nhận luôn lịch cố định hằng tuần.</w:t>
       </w:r>
     </w:p>
     <w:p/>
@@ -1255,7 +1345,7 @@
           <w:i w:val="0"/>
           <w:sz w:val="20"/>
         </w:rPr>
-        <w:t>Học sinh gửi yêu cầu huỷ trên trang ngoài, Admin duyệt. Quản sinh không huỷ trực tiếp được.</w:t>
+        <w:t>Bấm vào thẻ lịch đó rồi bấm Huỷ đăng ký. Nếu học sinh tự huỷ trên trang ngoài thì phải chờ Admin duyệt.</w:t>
       </w:r>
     </w:p>
     <w:p/>
